--- a/Uebungen/2026-08-29/2026-08-29_今日单词互译练习.docx
+++ b/Uebungen/2026-08-29/2026-08-29_今日单词互译练习.docx
@@ -1853,16 +1853,8 @@
         </w:rPr>
         <w:t>47. der Anlass</w:t>
       </w:r>
-      <w:r>
-        <w:rPr>
-          <w:rFonts w:hint="eastAsia" w:ascii="微软雅黑" w:hAnsi="微软雅黑" w:eastAsia="微软雅黑"/>
-          <w:b w:val="0"/>
-          <w:i w:val="0"/>
-          <w:sz w:val="24"/>
-          <w:lang w:val="en-US" w:eastAsia="zh-CN"/>
-        </w:rPr>
-        <w:t>|</w:t>
-      </w:r>
+      <w:bookmarkStart w:id="0" w:name="_GoBack"/>
+      <w:bookmarkEnd w:id="0"/>
       <w:r>
         <w:rPr>
           <w:rFonts w:hint="eastAsia" w:ascii="微软雅黑" w:hAnsi="微软雅黑" w:eastAsia="微软雅黑"/>
@@ -2835,6 +2827,7 @@
     <w:p>
       <w:pPr>
         <w:numPr>
+          <w:ilvl w:val="0"/>
           <w:numId w:val="0"/>
         </w:numPr>
         <w:spacing w:after="120"/>
@@ -3089,6 +3082,43 @@
       <w:pPr>
         <w:spacing w:after="120"/>
         <w:rPr>
+          <w:rFonts w:hint="eastAsia" w:eastAsia="微软雅黑"/>
+          <w:lang w:val="en-US" w:eastAsia="zh-CN"/>
+        </w:rPr>
+      </w:pPr>
+      <w:r>
+        <w:rPr>
+          <w:rFonts w:ascii="微软雅黑" w:hAnsi="微软雅黑" w:eastAsia="微软雅黑"/>
+          <w:b w:val="0"/>
+          <w:i w:val="0"/>
+          <w:sz w:val="24"/>
+        </w:rPr>
+        <w:t>29. 宜人的；惬意的（adj）</w:t>
+      </w:r>
+      <w:r>
+        <w:rPr>
+          <w:rFonts w:ascii="微软雅黑" w:hAnsi="微软雅黑" w:eastAsia="微软雅黑"/>
+          <w:b w:val="0"/>
+          <w:i w:val="0"/>
+          <w:sz w:val="24"/>
+        </w:rPr>
+        <w:br w:type="textWrapping"/>
+      </w:r>
+      <w:r>
+        <w:rPr>
+          <w:rFonts w:hint="default" w:ascii="微软雅黑" w:hAnsi="微软雅黑" w:eastAsia="微软雅黑"/>
+          <w:b w:val="0"/>
+          <w:i w:val="0"/>
+          <w:sz w:val="24"/>
+          <w:lang w:val="en-US"/>
+        </w:rPr>
+        <w:t>angenehm</w:t>
+      </w:r>
+    </w:p>
+    <w:p>
+      <w:pPr>
+        <w:spacing w:after="120"/>
+        <w:rPr>
           <w:rFonts w:hint="default"/>
           <w:lang w:val="en-US"/>
         </w:rPr>
@@ -3100,7 +3130,7 @@
           <w:i w:val="0"/>
           <w:sz w:val="24"/>
         </w:rPr>
-        <w:t>29. 宜人的；惬意的（adj）</w:t>
+        <w:t>30. 开始；开端（名词，复习）</w:t>
       </w:r>
       <w:r>
         <w:rPr>
@@ -3119,7 +3149,7 @@
           <w:sz w:val="24"/>
           <w:lang w:val="en-US"/>
         </w:rPr>
-        <w:t>angenehm</w:t>
+        <w:t>der Anfang</w:t>
       </w:r>
     </w:p>
     <w:p>
@@ -3137,7 +3167,7 @@
           <w:i w:val="0"/>
           <w:sz w:val="24"/>
         </w:rPr>
-        <w:t>30. 开始；开端（名词，复习）</w:t>
+        <w:t>31. 附加；添加（vt）</w:t>
       </w:r>
       <w:r>
         <w:rPr>
@@ -3156,7 +3186,7 @@
           <w:sz w:val="24"/>
           <w:lang w:val="en-US"/>
         </w:rPr>
-        <w:t>der Anfang</w:t>
+        <w:t>anfügen</w:t>
       </w:r>
     </w:p>
     <w:p>
@@ -3174,7 +3204,7 @@
           <w:i w:val="0"/>
           <w:sz w:val="24"/>
         </w:rPr>
-        <w:t>31. 附加；添加（vt）</w:t>
+        <w:t>32. 感觉起来；摸起来（refl）</w:t>
       </w:r>
       <w:r>
         <w:rPr>
@@ -3193,7 +3223,7 @@
           <w:sz w:val="24"/>
           <w:lang w:val="en-US"/>
         </w:rPr>
-        <w:t>anfügen</w:t>
+        <w:t>anfühlen</w:t>
       </w:r>
     </w:p>
     <w:p>
@@ -3211,7 +3241,7 @@
           <w:i w:val="0"/>
           <w:sz w:val="24"/>
         </w:rPr>
-        <w:t>32. 感觉起来；摸起来（refl）</w:t>
+        <w:t>33. 涉及；点亮（vt/vi）</w:t>
       </w:r>
       <w:r>
         <w:rPr>
@@ -3230,7 +3260,7 @@
           <w:sz w:val="24"/>
           <w:lang w:val="en-US"/>
         </w:rPr>
-        <w:t>anfühlen</w:t>
+        <w:t>angehen</w:t>
       </w:r>
     </w:p>
     <w:p>
@@ -3248,7 +3278,7 @@
           <w:i w:val="0"/>
           <w:sz w:val="24"/>
         </w:rPr>
-        <w:t>33. 涉及；点亮（vt/vi）</w:t>
+        <w:t>34. 钓竿；铰链（名词）</w:t>
       </w:r>
       <w:r>
         <w:rPr>
@@ -3267,7 +3297,7 @@
           <w:sz w:val="24"/>
           <w:lang w:val="en-US"/>
         </w:rPr>
-        <w:t>angehen</w:t>
+        <w:t>die Angel</w:t>
       </w:r>
     </w:p>
     <w:p>
@@ -3285,7 +3315,7 @@
           <w:i w:val="0"/>
           <w:sz w:val="24"/>
         </w:rPr>
-        <w:t>34. 钓竿；铰链（名词）</w:t>
+        <w:t>35. 微开的（adj）</w:t>
       </w:r>
       <w:r>
         <w:rPr>
@@ -3304,7 +3334,7 @@
           <w:sz w:val="24"/>
           <w:lang w:val="en-US"/>
         </w:rPr>
-        <w:t>die Angel</w:t>
+        <w:t>angelehnt</w:t>
       </w:r>
     </w:p>
     <w:p>
@@ -3322,7 +3352,7 @@
           <w:i w:val="0"/>
           <w:sz w:val="24"/>
         </w:rPr>
-        <w:t>35. 微开的（adj）</w:t>
+        <w:t>36. 适当的；相称的（adj）</w:t>
       </w:r>
       <w:r>
         <w:rPr>
@@ -3341,7 +3371,7 @@
           <w:sz w:val="24"/>
           <w:lang w:val="en-US"/>
         </w:rPr>
-        <w:t>angelehnt</w:t>
+        <w:t>angemessen</w:t>
       </w:r>
     </w:p>
     <w:p>
@@ -3359,7 +3389,7 @@
           <w:i w:val="0"/>
           <w:sz w:val="24"/>
         </w:rPr>
-        <w:t>36. 适当的；相称的（adj）</w:t>
+        <w:t>37. 鉴于；面对（präp）</w:t>
       </w:r>
       <w:r>
         <w:rPr>
@@ -3378,7 +3408,7 @@
           <w:sz w:val="24"/>
           <w:lang w:val="en-US"/>
         </w:rPr>
-        <w:t>angemessen</w:t>
+        <w:t>angesichts</w:t>
       </w:r>
     </w:p>
     <w:p>
@@ -3396,7 +3426,7 @@
           <w:i w:val="0"/>
           <w:sz w:val="24"/>
         </w:rPr>
-        <w:t>37. 鉴于；面对（präp）</w:t>
+        <w:t>38. 受雇的（adj）</w:t>
       </w:r>
       <w:r>
         <w:rPr>
@@ -3415,7 +3445,7 @@
           <w:sz w:val="24"/>
           <w:lang w:val="en-US"/>
         </w:rPr>
-        <w:t>angesichts</w:t>
+        <w:t>angestellt</w:t>
       </w:r>
     </w:p>
     <w:p>
@@ -3433,7 +3463,7 @@
           <w:i w:val="0"/>
           <w:sz w:val="24"/>
         </w:rPr>
-        <w:t>38. 受雇的（adj）</w:t>
+        <w:t>39. 依赖的（auf + Akk）</w:t>
       </w:r>
       <w:r>
         <w:rPr>
@@ -3452,7 +3482,7 @@
           <w:sz w:val="24"/>
           <w:lang w:val="en-US"/>
         </w:rPr>
-        <w:t>angestellt</w:t>
+        <w:t>angewiesen</w:t>
       </w:r>
     </w:p>
     <w:p>
@@ -3470,7 +3500,7 @@
           <w:i w:val="0"/>
           <w:sz w:val="24"/>
         </w:rPr>
-        <w:t>39. 依赖的（auf + Akk）</w:t>
+        <w:t>40. 习惯；癖好（名词）</w:t>
       </w:r>
       <w:r>
         <w:rPr>
@@ -3489,7 +3519,7 @@
           <w:sz w:val="24"/>
           <w:lang w:val="en-US"/>
         </w:rPr>
-        <w:t>angewiesen</w:t>
+        <w:t>die Angewohnheit</w:t>
       </w:r>
     </w:p>
     <w:p>
@@ -3507,7 +3537,7 @@
           <w:i w:val="0"/>
           <w:sz w:val="24"/>
         </w:rPr>
-        <w:t>40. 习惯；癖好（名词）</w:t>
+        <w:t>41. 攻击；进攻（名词）</w:t>
       </w:r>
       <w:r>
         <w:rPr>
@@ -3526,7 +3556,7 @@
           <w:sz w:val="24"/>
           <w:lang w:val="en-US"/>
         </w:rPr>
-        <w:t>die Angewohnheit</w:t>
+        <w:t>der Angriff</w:t>
       </w:r>
     </w:p>
     <w:p>
@@ -3544,7 +3574,7 @@
           <w:i w:val="0"/>
           <w:sz w:val="24"/>
         </w:rPr>
-        <w:t>41. 攻击；进攻（名词）</w:t>
+        <w:t>42. 使害怕；担心（vt/refl）</w:t>
       </w:r>
       <w:r>
         <w:rPr>
@@ -3563,7 +3593,49 @@
           <w:sz w:val="24"/>
           <w:lang w:val="en-US"/>
         </w:rPr>
-        <w:t>der Angriff</w:t>
+        <w:t>ängstigen</w:t>
+      </w:r>
+    </w:p>
+    <w:p>
+      <w:pPr>
+        <w:spacing w:after="120"/>
+        <w:rPr>
+          <w:rFonts w:ascii="微软雅黑" w:hAnsi="微软雅黑" w:eastAsia="微软雅黑"/>
+          <w:b w:val="0"/>
+          <w:i w:val="0"/>
+          <w:sz w:val="24"/>
+        </w:rPr>
+      </w:pPr>
+      <w:r>
+        <w:rPr>
+          <w:rFonts w:ascii="微软雅黑" w:hAnsi="微软雅黑" w:eastAsia="微软雅黑"/>
+          <w:b w:val="0"/>
+          <w:i w:val="0"/>
+          <w:sz w:val="24"/>
+        </w:rPr>
+        <w:t>43. 收购；买下（vt）</w:t>
+      </w:r>
+    </w:p>
+    <w:p>
+      <w:pPr>
+        <w:spacing w:after="120"/>
+        <w:rPr>
+          <w:rFonts w:hint="default" w:ascii="微软雅黑" w:hAnsi="微软雅黑" w:eastAsia="微软雅黑"/>
+          <w:b w:val="0"/>
+          <w:i w:val="0"/>
+          <w:sz w:val="24"/>
+          <w:lang w:val="en-US"/>
+        </w:rPr>
+      </w:pPr>
+      <w:r>
+        <w:rPr>
+          <w:rFonts w:hint="default" w:ascii="微软雅黑" w:hAnsi="微软雅黑" w:eastAsia="微软雅黑"/>
+          <w:b w:val="0"/>
+          <w:i w:val="0"/>
+          <w:sz w:val="24"/>
+          <w:lang w:val="en-US"/>
+        </w:rPr>
+        <w:t>ankaufen</w:t>
       </w:r>
     </w:p>
     <w:p>
@@ -3581,7 +3653,7 @@
           <w:i w:val="0"/>
           <w:sz w:val="24"/>
         </w:rPr>
-        <w:t>42. 使害怕；担心（vt/refl）</w:t>
+        <w:t>44. 衔接；联系（vi/vt）</w:t>
       </w:r>
       <w:r>
         <w:rPr>
@@ -3600,49 +3672,7 @@
           <w:sz w:val="24"/>
           <w:lang w:val="en-US"/>
         </w:rPr>
-        <w:t>ängstigen</w:t>
-      </w:r>
-    </w:p>
-    <w:p>
-      <w:pPr>
-        <w:spacing w:after="120"/>
-        <w:rPr>
-          <w:rFonts w:ascii="微软雅黑" w:hAnsi="微软雅黑" w:eastAsia="微软雅黑"/>
-          <w:b w:val="0"/>
-          <w:i w:val="0"/>
-          <w:sz w:val="24"/>
-        </w:rPr>
-      </w:pPr>
-      <w:r>
-        <w:rPr>
-          <w:rFonts w:ascii="微软雅黑" w:hAnsi="微软雅黑" w:eastAsia="微软雅黑"/>
-          <w:b w:val="0"/>
-          <w:i w:val="0"/>
-          <w:sz w:val="24"/>
-        </w:rPr>
-        <w:t>43. 收购；买下（vt）</w:t>
-      </w:r>
-    </w:p>
-    <w:p>
-      <w:pPr>
-        <w:spacing w:after="120"/>
-        <w:rPr>
-          <w:rFonts w:hint="default" w:ascii="微软雅黑" w:hAnsi="微软雅黑" w:eastAsia="微软雅黑"/>
-          <w:b w:val="0"/>
-          <w:i w:val="0"/>
-          <w:sz w:val="24"/>
-          <w:lang w:val="en-US"/>
-        </w:rPr>
-      </w:pPr>
-      <w:r>
-        <w:rPr>
-          <w:rFonts w:hint="default" w:ascii="微软雅黑" w:hAnsi="微软雅黑" w:eastAsia="微软雅黑"/>
-          <w:b w:val="0"/>
-          <w:i w:val="0"/>
-          <w:sz w:val="24"/>
-          <w:lang w:val="en-US"/>
-        </w:rPr>
-        <w:t>ankaufen</w:t>
+        <w:t>anknüpfen</w:t>
       </w:r>
     </w:p>
     <w:p>
@@ -3660,7 +3690,7 @@
           <w:i w:val="0"/>
           <w:sz w:val="24"/>
         </w:rPr>
-        <w:t>44. 衔接；联系（vi/vt）</w:t>
+        <w:t>45. 宣布；预告（vt）</w:t>
       </w:r>
       <w:r>
         <w:rPr>
@@ -3679,7 +3709,7 @@
           <w:sz w:val="24"/>
           <w:lang w:val="en-US"/>
         </w:rPr>
-        <w:t>anknüpfen</w:t>
+        <w:t>ankündigen</w:t>
       </w:r>
     </w:p>
     <w:p>
@@ -3697,7 +3727,7 @@
           <w:i w:val="0"/>
           <w:sz w:val="24"/>
         </w:rPr>
-        <w:t>45. 宣布；预告（vt）</w:t>
+        <w:t>46. 设备；投资（名词）</w:t>
       </w:r>
       <w:r>
         <w:rPr>
@@ -3716,7 +3746,7 @@
           <w:sz w:val="24"/>
           <w:lang w:val="en-US"/>
         </w:rPr>
-        <w:t>ankündigen</w:t>
+        <w:t>die Anlage</w:t>
       </w:r>
     </w:p>
     <w:p>
@@ -3734,7 +3764,7 @@
           <w:i w:val="0"/>
           <w:sz w:val="24"/>
         </w:rPr>
-        <w:t>46. 设备；投资（名词）</w:t>
+        <w:t>47. 契机；场合（名词）</w:t>
       </w:r>
       <w:r>
         <w:rPr>
@@ -3753,7 +3783,7 @@
           <w:sz w:val="24"/>
           <w:lang w:val="en-US"/>
         </w:rPr>
-        <w:t>die Anlage</w:t>
+        <w:t>der Anlass</w:t>
       </w:r>
     </w:p>
     <w:p>
@@ -3771,7 +3801,7 @@
           <w:i w:val="0"/>
           <w:sz w:val="24"/>
         </w:rPr>
-        <w:t>47. 契机；场合（名词）</w:t>
+        <w:t>48. 值…之际（präp）</w:t>
       </w:r>
       <w:r>
         <w:rPr>
@@ -3790,7 +3820,7 @@
           <w:sz w:val="24"/>
           <w:lang w:val="en-US"/>
         </w:rPr>
-        <w:t>der Anlass</w:t>
+        <w:t>Anlässlich</w:t>
       </w:r>
     </w:p>
     <w:p>
@@ -3808,7 +3838,7 @@
           <w:i w:val="0"/>
           <w:sz w:val="24"/>
         </w:rPr>
-        <w:t>48. 值…之际（präp）</w:t>
+        <w:t>49. 投资；创建（vt）</w:t>
       </w:r>
       <w:r>
         <w:rPr>
@@ -3827,89 +3857,50 @@
           <w:sz w:val="24"/>
           <w:lang w:val="en-US"/>
         </w:rPr>
-        <w:t>Anlässlich</w:t>
+        <w:t>Anlegen</w:t>
       </w:r>
     </w:p>
     <w:p>
       <w:pPr>
         <w:spacing w:after="120"/>
         <w:rPr>
-          <w:rFonts w:hint="default"/>
+          <w:rFonts w:ascii="微软雅黑" w:hAnsi="微软雅黑" w:eastAsia="微软雅黑"/>
+          <w:b w:val="0"/>
+          <w:i w:val="0"/>
+          <w:sz w:val="24"/>
+        </w:rPr>
+      </w:pPr>
+      <w:r>
+        <w:rPr>
+          <w:rFonts w:ascii="微软雅黑" w:hAnsi="微软雅黑" w:eastAsia="微软雅黑"/>
+          <w:b w:val="0"/>
+          <w:i w:val="0"/>
+          <w:sz w:val="24"/>
+        </w:rPr>
+        <w:t>50. 报名；登记（vt/refl）</w:t>
+      </w:r>
+    </w:p>
+    <w:p>
+      <w:pPr>
+        <w:spacing w:after="120"/>
+        <w:rPr>
+          <w:rFonts w:hint="default" w:ascii="微软雅黑" w:hAnsi="微软雅黑" w:eastAsia="微软雅黑"/>
+          <w:b w:val="0"/>
+          <w:i w:val="0"/>
+          <w:sz w:val="24"/>
           <w:lang w:val="en-US"/>
         </w:rPr>
       </w:pPr>
       <w:r>
         <w:rPr>
-          <w:rFonts w:ascii="微软雅黑" w:hAnsi="微软雅黑" w:eastAsia="微软雅黑"/>
-          <w:b w:val="0"/>
-          <w:i w:val="0"/>
-          <w:sz w:val="24"/>
-        </w:rPr>
-        <w:t>49. 投资；创建（vt）</w:t>
-      </w:r>
-      <w:r>
-        <w:rPr>
-          <w:rFonts w:ascii="微软雅黑" w:hAnsi="微软雅黑" w:eastAsia="微软雅黑"/>
-          <w:b w:val="0"/>
-          <w:i w:val="0"/>
-          <w:sz w:val="24"/>
-        </w:rPr>
-        <w:br w:type="textWrapping"/>
-      </w:r>
-      <w:r>
-        <w:rPr>
           <w:rFonts w:hint="default" w:ascii="微软雅黑" w:hAnsi="微软雅黑" w:eastAsia="微软雅黑"/>
           <w:b w:val="0"/>
           <w:i w:val="0"/>
           <w:sz w:val="24"/>
           <w:lang w:val="en-US"/>
         </w:rPr>
-        <w:t>Anlegen</w:t>
-      </w:r>
-    </w:p>
-    <w:p>
-      <w:pPr>
-        <w:spacing w:after="120"/>
-        <w:rPr>
-          <w:rFonts w:ascii="微软雅黑" w:hAnsi="微软雅黑" w:eastAsia="微软雅黑"/>
-          <w:b w:val="0"/>
-          <w:i w:val="0"/>
-          <w:sz w:val="24"/>
-        </w:rPr>
-      </w:pPr>
-      <w:r>
-        <w:rPr>
-          <w:rFonts w:ascii="微软雅黑" w:hAnsi="微软雅黑" w:eastAsia="微软雅黑"/>
-          <w:b w:val="0"/>
-          <w:i w:val="0"/>
-          <w:sz w:val="24"/>
-        </w:rPr>
-        <w:t>50. 报名；登记（vt/refl）</w:t>
-      </w:r>
-    </w:p>
-    <w:p>
-      <w:pPr>
-        <w:spacing w:after="120"/>
-        <w:rPr>
-          <w:rFonts w:hint="default" w:ascii="微软雅黑" w:hAnsi="微软雅黑" w:eastAsia="微软雅黑"/>
-          <w:b w:val="0"/>
-          <w:i w:val="0"/>
-          <w:sz w:val="24"/>
-          <w:lang w:val="en-US"/>
-        </w:rPr>
-      </w:pPr>
-      <w:r>
-        <w:rPr>
-          <w:rFonts w:hint="default" w:ascii="微软雅黑" w:hAnsi="微软雅黑" w:eastAsia="微软雅黑"/>
-          <w:b w:val="0"/>
-          <w:i w:val="0"/>
-          <w:sz w:val="24"/>
-          <w:lang w:val="en-US"/>
-        </w:rPr>
         <w:t>anmelden</w:t>
       </w:r>
-      <w:bookmarkStart w:id="0" w:name="_GoBack"/>
-      <w:bookmarkEnd w:id="0"/>
     </w:p>
     <w:p>
       <w:r>
